--- a/policies/build/chapters_v2/PSQ/HCO_PSQ_7_v2_REWRITE_DRAFT.docx
+++ b/policies/build/chapters_v2/PSQ/HCO_PSQ_7_v2_REWRITE_DRAFT.docx
@@ -345,6 +345,12 @@
       </w:r>
     </w:p>
     <w:p>
+      <w:pPr/>
+      <w:r>
+        <w:t>A near-miss is an unplanned event that did not result in injury, illness or damage, but had the potential to. An adverse event is an injury related to medical management — including diagnosis, treatment, or the systems and equipment used to deliver care — rather than to the patient's underlying disease; adverse events may be preventable or non-preventable (NABH Guidebook, Glossary of Terms).</w:t>
+      </w:r>
+    </w:p>
+    <w:p>
       <w:pPr>
         <w:pStyle w:val="Heading2"/>
       </w:pPr>
@@ -367,7 +373,7 @@
     <w:p>
       <w:pPr/>
       <w:r>
-        <w:t>The definition of sentinel events is defined in the NABH Guidebook to Accreditation Standards for Hospitals, 6th Edition, Glossary of Terms.</w:t>
+        <w:t>A sentinel event is an unanticipated occurrence involving death or serious physical or psychological injury, not related to the patient's underlying illness, but related to the medical equipment, supplies or care provided (NABH Guidebook, Glossary of Terms).</w:t>
       </w:r>
     </w:p>
     <w:p>
@@ -387,7 +393,13 @@
     <w:p>
       <w:pPr/>
       <w:r>
-        <w:t>Root-cause identification could preferably be used.</w:t>
+        <w:t>Root-cause analysis is the preferred method.</w:t>
+      </w:r>
+    </w:p>
+    <w:p>
+      <w:pPr/>
+      <w:r>
+        <w:t>Root-cause analysis is a structured, system-based review of a critical incident: it identifies the root and contributory factors behind what happened, sets out risk-reduction strategies, and builds an action plan with a way to measure whether that plan actually worked.</w:t>
       </w:r>
     </w:p>
     <w:p>
@@ -667,7 +679,7 @@
     <w:p>
       <w:pPr/>
       <w:r>
-        <w:t>Root-cause identification could preferably be used.</w:t>
+        <w:t>Root-cause analysis is the preferred method.</w:t>
       </w:r>
     </w:p>
     <w:p>
@@ -2027,7 +2039,7 @@
     <w:p>
       <w:pPr/>
       <w:r>
-        <w:t>This document is not issued by, endorsed by, or affiliated with NABH, the World Health Organization, the National Centre for Disease Control, the Food Safety and Standards Authority of India, any Pollution Control Board, or any other body named in it. Wording is original; no text has been reproduced from the standards, rules or guidelines referenced.</w:t>
+        <w:t>This document is not issued by, endorsed by, or affiliated with NABH or any other body named in it. Wording is original; no text has been reproduced from the standards, rules or guidelines referenced.</w:t>
       </w:r>
     </w:p>
     <w:sectPr>
